--- a/assets/report-templates/manager-reports/activity-leader-assignment-1448.docx
+++ b/assets/report-templates/manager-reports/activity-leader-assignment-1448.docx
@@ -1735,6 +1735,8 @@
                               <w:rFonts w:ascii="Helvetica Neue W23 for SKY Reg" w:hAnsi="Helvetica Neue W23 for SKY Reg" w:cs="Times New Roman"/>
                               <w:color w:val="FFFFFF" w:themeColor="background1"/>
                             </w:rPr>
+                            <w:jc w:val="center"/>
+                            <w:bidi/>
                           </w:pPr>
                           <w:r>
                             <w:rPr>
@@ -1742,24 +1744,25 @@
                               <w:color w:val="FFFFFF" w:themeColor="background1"/>
                               <w:rtl/>
                             </w:rPr>
-                            <w:t>مدير المدرسة: {{</w:t>
+                            <w:t>{{signatureRightRole}}</w:t>
                           </w:r>
-                          <w:proofErr w:type="spellStart"/>
-                          <w:r>
+                        </w:p>
+                        <w:p>
+                          <w:pPr>
                             <w:rPr>
                               <w:rFonts w:ascii="Helvetica Neue W23 for SKY Reg" w:hAnsi="Helvetica Neue W23 for SKY Reg" w:cs="Times New Roman"/>
                               <w:color w:val="FFFFFF" w:themeColor="background1"/>
                             </w:rPr>
-                            <w:t>principalName</w:t>
-                          </w:r>
-                          <w:proofErr w:type="spellEnd"/>
+                            <w:jc w:val="center"/>
+                            <w:bidi/>
+                          </w:pPr>
                           <w:r>
                             <w:rPr>
                               <w:rFonts w:ascii="Helvetica Neue W23 for SKY Reg" w:hAnsi="Helvetica Neue W23 for SKY Reg" w:cs="Times New Roman"/>
                               <w:color w:val="FFFFFF" w:themeColor="background1"/>
                               <w:rtl/>
                             </w:rPr>
-                            <w:t>}}</w:t>
+                            <w:t>{{signatureRightName}}</w:t>
                           </w:r>
                         </w:p>
                       </w:txbxContent>
@@ -1794,6 +1797,8 @@
                         <w:rFonts w:ascii="Helvetica Neue W23 for SKY Reg" w:hAnsi="Helvetica Neue W23 for SKY Reg" w:cs="Times New Roman"/>
                         <w:color w:val="FFFFFF" w:themeColor="background1"/>
                       </w:rPr>
+                      <w:jc w:val="center"/>
+                      <w:bidi/>
                     </w:pPr>
                     <w:r>
                       <w:rPr>
@@ -1801,24 +1806,186 @@
                         <w:color w:val="FFFFFF" w:themeColor="background1"/>
                         <w:rtl/>
                       </w:rPr>
-                      <w:t>مدير المدرسة: {{</w:t>
+                      <w:t>{{signatureRightRole}}</w:t>
                     </w:r>
-                    <w:proofErr w:type="spellStart"/>
-                    <w:r>
+                  </w:p>
+                  <w:p>
+                    <w:pPr>
                       <w:rPr>
                         <w:rFonts w:ascii="Helvetica Neue W23 for SKY Reg" w:hAnsi="Helvetica Neue W23 for SKY Reg" w:cs="Times New Roman"/>
                         <w:color w:val="FFFFFF" w:themeColor="background1"/>
                       </w:rPr>
-                      <w:t>principalName</w:t>
-                    </w:r>
-                    <w:proofErr w:type="spellEnd"/>
+                      <w:jc w:val="center"/>
+                      <w:bidi/>
+                    </w:pPr>
                     <w:r>
                       <w:rPr>
                         <w:rFonts w:ascii="Helvetica Neue W23 for SKY Reg" w:hAnsi="Helvetica Neue W23 for SKY Reg" w:cs="Times New Roman"/>
                         <w:color w:val="FFFFFF" w:themeColor="background1"/>
                         <w:rtl/>
                       </w:rPr>
-                      <w:t>}}</w:t>
+                      <w:t>{{signatureRightName}}</w:t>
+                    </w:r>
+                  </w:p>
+                </w:txbxContent>
+              </v:textbox>
+              <w10:wrap type="tight"/>
+            </v:shape>
+          </w:pict>
+        </mc:Fallback>
+      </mc:AlternateContent>
+    </w:r>
+    <w:r>
+      <w:rPr>
+        <w:noProof/>
+        <w:rtl/>
+      </w:rPr>
+      <mc:AlternateContent>
+        <mc:Choice Requires="wps">
+          <w:drawing>
+            <wp:anchor distT="45720" distB="45720" distL="114300" distR="114300" simplePos="0" relativeHeight="251666432" behindDoc="1" locked="0" layoutInCell="1" allowOverlap="1" wp14:anchorId="5C84A19A" wp14:editId="3AA4CFC5">
+              <wp:simplePos x="0" y="0"/>
+              <wp:positionH relativeFrom="column">
+                <wp:posOffset>0</wp:posOffset>
+              </wp:positionH>
+              <wp:positionV relativeFrom="paragraph">
+                <wp:posOffset>513715</wp:posOffset>
+              </wp:positionV>
+              <wp:extent cx="2360930" cy="499110"/>
+              <wp:effectExtent l="0" t="0" r="0" b="0"/>
+              <wp:wrapTight wrapText="bothSides">
+                <wp:wrapPolygon edited="0">
+                  <wp:start x="490" y="0"/>
+                  <wp:lineTo x="490" y="20611"/>
+                  <wp:lineTo x="21067" y="20611"/>
+                  <wp:lineTo x="21067" y="0"/>
+                  <wp:lineTo x="490" y="0"/>
+                </wp:wrapPolygon>
+              </wp:wrapTight>
+              <wp:docPr id="2131893608" name="Left Signature"/>
+              <wp:cNvGraphicFramePr>
+                <a:graphicFrameLocks xmlns:a="http://schemas.openxmlformats.org/drawingml/2006/main"/>
+              </wp:cNvGraphicFramePr>
+              <a:graphic xmlns:a="http://schemas.openxmlformats.org/drawingml/2006/main">
+                <a:graphicData uri="http://schemas.microsoft.com/office/word/2010/wordprocessingShape">
+                  <wps:wsp>
+                    <wps:cNvSpPr txBox="1">
+                      <a:spLocks noChangeArrowheads="1"/>
+                    </wps:cNvSpPr>
+                    <wps:spPr bwMode="auto">
+                      <a:xfrm flipH="1">
+                        <a:off x="0" y="0"/>
+                        <a:ext cx="2360930" cy="499110"/>
+                      </a:xfrm>
+                      <a:prstGeom prst="rect">
+                        <a:avLst/>
+                      </a:prstGeom>
+                      <a:noFill/>
+                      <a:ln w="9525">
+                        <a:noFill/>
+                        <a:miter lim="800000"/>
+                        <a:headEnd/>
+                        <a:tailEnd/>
+                      </a:ln>
+                    </wps:spPr>
+                    <wps:txbx>
+                      <w:txbxContent>
+                        <w:p>
+                          <w:pPr>
+                            <w:rPr>
+                              <w:rFonts w:ascii="Helvetica Neue W23 for SKY Reg" w:hAnsi="Helvetica Neue W23 for SKY Reg" w:cs="Times New Roman"/>
+                              <w:color w:val="FFFFFF" w:themeColor="background1"/>
+                            </w:rPr>
+                            <w:jc w:val="center"/>
+                            <w:bidi/>
+                          </w:pPr>
+                          <w:r>
+                            <w:rPr>
+                              <w:rFonts w:ascii="Helvetica Neue W23 for SKY Reg" w:hAnsi="Helvetica Neue W23 for SKY Reg" w:cs="Times New Roman"/>
+                              <w:color w:val="FFFFFF" w:themeColor="background1"/>
+                              <w:rtl/>
+                            </w:rPr>
+                            <w:t>{{signatureLeftRole}}</w:t>
+                          </w:r>
+                        </w:p>
+                        <w:p>
+                          <w:pPr>
+                            <w:rPr>
+                              <w:rFonts w:ascii="Helvetica Neue W23 for SKY Reg" w:hAnsi="Helvetica Neue W23 for SKY Reg" w:cs="Times New Roman"/>
+                              <w:color w:val="FFFFFF" w:themeColor="background1"/>
+                            </w:rPr>
+                            <w:jc w:val="center"/>
+                            <w:bidi/>
+                          </w:pPr>
+                          <w:r>
+                            <w:rPr>
+                              <w:rFonts w:ascii="Helvetica Neue W23 for SKY Reg" w:hAnsi="Helvetica Neue W23 for SKY Reg" w:cs="Times New Roman"/>
+                              <w:color w:val="FFFFFF" w:themeColor="background1"/>
+                              <w:rtl/>
+                            </w:rPr>
+                            <w:t>{{signatureLeftName}}</w:t>
+                          </w:r>
+                        </w:p>
+                      </w:txbxContent>
+                    </wps:txbx>
+                    <wps:bodyPr rot="0" vert="horz" wrap="square" lIns="91440" tIns="45720" rIns="91440" bIns="45720" anchor="t" anchorCtr="0">
+                      <a:noAutofit/>
+                    </wps:bodyPr>
+                  </wps:wsp>
+                </a:graphicData>
+              </a:graphic>
+              <wp14:sizeRelH relativeFrom="margin">
+                <wp14:pctWidth>40000</wp14:pctWidth>
+              </wp14:sizeRelH>
+              <wp14:sizeRelV relativeFrom="margin">
+                <wp14:pctHeight>0</wp14:pctHeight>
+              </wp14:sizeRelV>
+            </wp:anchor>
+          </w:drawing>
+        </mc:Choice>
+        <mc:Fallback>
+          <w:pict>
+            <v:shapetype w14:anchorId="147B8A9C" id="_x0000_t202" coordsize="21600,21600" o:spt="202" path="m,l,21600r21600,l21600,xe">
+              <v:stroke joinstyle="miter"/>
+              <v:path gradientshapeok="t" o:connecttype="rect"/>
+            </v:shapetype>
+            <v:shape id="Left Signature" o:spid="_x0000_s1029" type="#_x0000_t202" style="position:absolute;left:0;text-align:left;margin-left:0pt;margin-top:40.45pt;width:185.9pt;height:39.3pt;flip:x;z-index:-251650048;visibility:visible;mso-wrap-style:square;mso-width-percent:400;mso-height-percent:0;mso-wrap-distance-left:9pt;mso-wrap-distance-top:3.6pt;mso-wrap-distance-right:9pt;mso-wrap-distance-bottom:3.6pt;mso-position-horizontal:absolute;mso-position-horizontal-relative:text;mso-position-vertical:absolute;mso-position-vertical-relative:text;mso-width-percent:400;mso-height-percent:0;mso-width-relative:margin;mso-height-relative:margin;v-text-anchor:top" o:gfxdata="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" filled="f" stroked="f">
+              <v:textbox>
+                <w:txbxContent>
+                  <w:p>
+                    <w:pPr>
+                      <w:rPr>
+                        <w:rFonts w:ascii="Helvetica Neue W23 for SKY Reg" w:hAnsi="Helvetica Neue W23 for SKY Reg" w:cs="Times New Roman"/>
+                        <w:color w:val="FFFFFF" w:themeColor="background1"/>
+                      </w:rPr>
+                      <w:jc w:val="center"/>
+                      <w:bidi/>
+                    </w:pPr>
+                    <w:r>
+                      <w:rPr>
+                        <w:rFonts w:ascii="Helvetica Neue W23 for SKY Reg" w:hAnsi="Helvetica Neue W23 for SKY Reg" w:cs="Times New Roman"/>
+                        <w:color w:val="FFFFFF" w:themeColor="background1"/>
+                        <w:rtl/>
+                      </w:rPr>
+                      <w:t>{{signatureLeftRole}}</w:t>
+                    </w:r>
+                  </w:p>
+                  <w:p>
+                    <w:pPr>
+                      <w:rPr>
+                        <w:rFonts w:ascii="Helvetica Neue W23 for SKY Reg" w:hAnsi="Helvetica Neue W23 for SKY Reg" w:cs="Times New Roman"/>
+                        <w:color w:val="FFFFFF" w:themeColor="background1"/>
+                      </w:rPr>
+                      <w:jc w:val="center"/>
+                      <w:bidi/>
+                    </w:pPr>
+                    <w:r>
+                      <w:rPr>
+                        <w:rFonts w:ascii="Helvetica Neue W23 for SKY Reg" w:hAnsi="Helvetica Neue W23 for SKY Reg" w:cs="Times New Roman"/>
+                        <w:color w:val="FFFFFF" w:themeColor="background1"/>
+                        <w:rtl/>
+                      </w:rPr>
+                      <w:t>{{signatureLeftName}}</w:t>
                     </w:r>
                   </w:p>
                 </w:txbxContent>

--- a/assets/report-templates/manager-reports/activity-leader-assignment-1448.docx
+++ b/assets/report-templates/manager-reports/activity-leader-assignment-1448.docx
@@ -21,7 +21,6 @@
       <w:pPr>
         <w:pStyle w:val="1"/>
         <w:rPr>
-          <w:rFonts w:hint="cs"/>
           <w:rtl/>
         </w:rPr>
       </w:pPr>
@@ -185,6 +184,13 @@
       </w:r>
       <w:r>
         <w:rPr>
+          <w:rFonts w:hint="cs"/>
+          <w:rtl/>
+        </w:rPr>
+        <w:t xml:space="preserve"> </w:t>
+      </w:r>
+      <w:r>
+        <w:rPr>
           <w:rtl/>
         </w:rPr>
         <w:t xml:space="preserve">وتـاريخ </w:t>
@@ -214,7 +220,38 @@
         <w:rPr>
           <w:rtl/>
         </w:rPr>
-        <w:t>ه ، والقاضي بمنح مديري المدارس الصلاحيات المرفقة بالقرار واستناداً إلى ما ورد في الدليل التنظيمي لمدارس التعليم العام الصادر1442هـ وبمقتضى النظام ، نقرر بمشيئة الله  ما يلي :</w:t>
+        <w:t>ه</w:t>
+      </w:r>
+      <w:r>
+        <w:rPr>
+          <w:rFonts w:hint="cs"/>
+          <w:rtl/>
+        </w:rPr>
+        <w:t xml:space="preserve">، </w:t>
+      </w:r>
+      <w:r>
+        <w:rPr>
+          <w:rtl/>
+        </w:rPr>
+        <w:t>والقاضي بمنح مديري المدارس الصلاحيات المرفقة بالقرار واستناداً إلى ما ورد في الدليل التنظيمي لمدارس التعليم العام الصادر1442هـ وبمقتضى النظام</w:t>
+      </w:r>
+      <w:r>
+        <w:rPr>
+          <w:rtl/>
+        </w:rPr>
+        <w:t>،</w:t>
+      </w:r>
+      <w:r>
+        <w:rPr>
+          <w:rtl/>
+        </w:rPr>
+        <w:t xml:space="preserve"> نقرر بمشيئة الله  ما يلي</w:t>
+      </w:r>
+      <w:r>
+        <w:rPr>
+          <w:rtl/>
+        </w:rPr>
+        <w:t>:</w:t>
       </w:r>
     </w:p>
     <w:p>
@@ -228,7 +265,19 @@
         <w:rPr>
           <w:rtl/>
         </w:rPr>
-        <w:t xml:space="preserve">تكليف الأستاذ: ...................................................... </w:t>
+        <w:t>تكليف الأستاذ:</w:t>
+      </w:r>
+      <w:r>
+        <w:rPr>
+          <w:rtl/>
+        </w:rPr>
+        <w:t>.</w:t>
+      </w:r>
+      <w:r>
+        <w:rPr>
+          <w:rtl/>
+        </w:rPr>
+        <w:t xml:space="preserve">..................................................... </w:t>
       </w:r>
     </w:p>
     <w:p>
@@ -273,20 +322,44 @@
         <w:rPr>
           <w:rtl/>
         </w:rPr>
-        <w:t xml:space="preserve">اسم المكلف:  .........................................................  </w:t>
-      </w:r>
-    </w:p>
-    <w:p>
-      <w:pPr>
-        <w:rPr>
-          <w:rtl/>
-        </w:rPr>
-      </w:pPr>
-      <w:r>
-        <w:rPr>
-          <w:rtl/>
-        </w:rPr>
-        <w:t xml:space="preserve">التوقيـــــع: ............................................................. </w:t>
+        <w:t>اسم المكلف:</w:t>
+      </w:r>
+      <w:r>
+        <w:rPr>
+          <w:rtl/>
+        </w:rPr>
+        <w:t>.</w:t>
+      </w:r>
+      <w:r>
+        <w:rPr>
+          <w:rtl/>
+        </w:rPr>
+        <w:t xml:space="preserve">........................................................  </w:t>
+      </w:r>
+    </w:p>
+    <w:p>
+      <w:pPr>
+        <w:rPr>
+          <w:rtl/>
+        </w:rPr>
+      </w:pPr>
+      <w:r>
+        <w:rPr>
+          <w:rtl/>
+        </w:rPr>
+        <w:t>التوقيـــــع:</w:t>
+      </w:r>
+      <w:r>
+        <w:rPr>
+          <w:rtl/>
+        </w:rPr>
+        <w:t>.</w:t>
+      </w:r>
+      <w:r>
+        <w:rPr>
+          <w:rtl/>
+        </w:rPr>
+        <w:t xml:space="preserve">............................................................ </w:t>
       </w:r>
       <w:r>
         <w:rPr>
@@ -857,13 +930,6 @@
     </w:p>
     <w:p>
       <w:pPr>
-        <w:rPr>
-          <w:rtl/>
-        </w:rPr>
-      </w:pPr>
-    </w:p>
-    <w:p>
-      <w:pPr>
         <w:pStyle w:val="a6"/>
         <w:numPr>
           <w:ilvl w:val="0"/>
@@ -1032,9 +1098,8 @@
     </w:p>
     <w:p>
       <w:pPr>
-        <w:rPr>
-          <w:rtl/>
-        </w:rPr>
+        <w:pStyle w:val="a6"/>
+        <w:ind w:left="1080"/>
       </w:pPr>
     </w:p>
     <w:p>
@@ -1081,7 +1146,13 @@
         <w:rPr>
           <w:rtl/>
         </w:rPr>
-        <w:t>تقديم الدعم للمتميزين في برامج النشاط من المعلمين وأولياء الأمور والطلاب والرفع للجنة الإدارية / وكيل المدرسة لشؤون الطلاب ليتم تكريمهم من قبل مدير المدرسة .</w:t>
+        <w:t>تقديم الدعم للمتميزين في برامج النشاط من المعلمين وأولياء الأمور والطلاب والرفع للجنة الإدارية / وكيل المدرسة لشؤون الطلاب ليتم تكريمهم من قبل مدير المدرسة</w:t>
+      </w:r>
+      <w:r>
+        <w:rPr>
+          <w:rtl/>
+        </w:rPr>
+        <w:t>.</w:t>
       </w:r>
     </w:p>
     <w:p>
@@ -1116,7 +1187,19 @@
         <w:rPr>
           <w:rtl/>
         </w:rPr>
-        <w:t>تنسيق جميع الأنشطة اللاصفية في المدرسة ، وتوفير أساسياتها ذات الصلة، ومرافق التدريب والتوجيه لضمان إعطاء فرص متكافئة للطلبة حسب الميول والقدرات</w:t>
+        <w:t>تنسيق جميع الأنشطة اللاصفية في المدرسة</w:t>
+      </w:r>
+      <w:r>
+        <w:rPr>
+          <w:rtl/>
+        </w:rPr>
+        <w:t>،</w:t>
+      </w:r>
+      <w:r>
+        <w:rPr>
+          <w:rtl/>
+        </w:rPr>
+        <w:t xml:space="preserve"> وتوفير أساسياتها ذات الصلة، ومرافق التدريب والتوجيه لضمان إعطاء فرص متكافئة للطلبة حسب الميول والقدرات</w:t>
       </w:r>
     </w:p>
     <w:p>
@@ -1183,7 +1266,19 @@
         <w:rPr>
           <w:rtl/>
         </w:rPr>
-        <w:t xml:space="preserve"> وفق الجدول المعد من قبل اللجنة الإدارية والمعتمد من مدير المدرسة ، و بما لا يزيد في مجموعة الأسبوعي مع ساعات الدوام الرسمي عن ۳۵ ساعة في الأسبوع.</w:t>
+        <w:t xml:space="preserve"> وفق الجدول المعد من قبل اللجنة الإدارية والمعتمد من مدير المدرسة</w:t>
+      </w:r>
+      <w:r>
+        <w:rPr>
+          <w:rtl/>
+        </w:rPr>
+        <w:t>،</w:t>
+      </w:r>
+      <w:r>
+        <w:rPr>
+          <w:rtl/>
+        </w:rPr>
+        <w:t xml:space="preserve"> و بما لا يزيد في مجموعة الأسبوعي مع ساعات الدوام الرسمي عن ۳۵ ساعة في الأسبوع.</w:t>
       </w:r>
     </w:p>
     <w:p>
@@ -1303,28 +1398,9 @@
     </w:p>
     <w:p>
       <w:pPr>
-        <w:rPr>
-          <w:b/>
-          <w:bCs/>
-        </w:rPr>
-      </w:pPr>
-    </w:p>
-    <w:p>
-      <w:pPr>
-        <w:rPr>
-          <w:rtl/>
-        </w:rPr>
-      </w:pPr>
-    </w:p>
-    <w:p>
-      <w:pPr>
-        <w:rPr>
-          <w:rtl/>
-        </w:rPr>
-      </w:pPr>
-    </w:p>
-    <w:p>
-      <w:pPr>
+        <w:tabs>
+          <w:tab w:val="left" w:pos="2845"/>
+        </w:tabs>
         <w:rPr>
           <w:rtl/>
         </w:rPr>
@@ -1472,7 +1548,19 @@
         <w:rPr>
           <w:rtl/>
         </w:rPr>
-        <w:t xml:space="preserve">:  .........................................................                                     </w:t>
+        <w:t>:</w:t>
+      </w:r>
+      <w:r>
+        <w:rPr>
+          <w:rtl/>
+        </w:rPr>
+        <w:t>.</w:t>
+      </w:r>
+      <w:r>
+        <w:rPr>
+          <w:rtl/>
+        </w:rPr>
+        <w:t xml:space="preserve">........................................................                                     </w:t>
       </w:r>
       <w:r>
         <w:rPr>
@@ -1519,7 +1607,19 @@
         <w:rPr>
           <w:rtl/>
         </w:rPr>
-        <w:t xml:space="preserve">: ............................................................. </w:t>
+        <w:t>:</w:t>
+      </w:r>
+      <w:r>
+        <w:rPr>
+          <w:rtl/>
+        </w:rPr>
+        <w:t>.</w:t>
+      </w:r>
+      <w:r>
+        <w:rPr>
+          <w:rtl/>
+        </w:rPr>
+        <w:t xml:space="preserve">............................................................ </w:t>
       </w:r>
       <w:r>
         <w:rPr>
@@ -1530,12 +1630,8 @@
       </w:r>
     </w:p>
     <w:sectPr>
-      <w:headerReference w:type="even" r:id="rId8"/>
-      <w:headerReference w:type="default" r:id="rId9"/>
-      <w:footerReference w:type="even" r:id="rId10"/>
-      <w:footerReference w:type="default" r:id="rId11"/>
-      <w:headerReference w:type="first" r:id="rId12"/>
-      <w:footerReference w:type="first" r:id="rId13"/>
+      <w:headerReference w:type="default" r:id="rId8"/>
+      <w:footerReference w:type="default" r:id="rId9"/>
       <w:pgSz w:w="11906" w:h="16838"/>
       <w:pgMar w:top="1418" w:right="1418" w:bottom="1418" w:left="1418" w:header="709" w:footer="709" w:gutter="0"/>
       <w:cols w:space="708"/>
@@ -1573,16 +1669,6 @@
 </file>
 
 <file path=word/footer1.xml><?xml version="1.0" encoding="utf-8"?>
-<w:ftr xmlns:wpc="http://schemas.microsoft.com/office/word/2010/wordprocessingCanvas" xmlns:cx="http://schemas.microsoft.com/office/drawing/2014/chartex" xmlns:cx1="http://schemas.microsoft.com/office/drawing/2015/9/8/chartex" xmlns:cx2="http://schemas.microsoft.com/office/drawing/2015/10/21/chartex" xmlns:cx3="http://schemas.microsoft.com/office/drawing/2016/5/9/chartex" xmlns:cx4="http://schemas.microsoft.com/office/drawing/2016/5/10/chartex" xmlns:cx5="http://schemas.microsoft.com/office/drawing/2016/5/11/chartex" xmlns:cx6="http://schemas.microsoft.com/office/drawing/2016/5/12/chartex" xmlns:cx7="http://schemas.microsoft.com/office/drawing/2016/5/13/chartex" xmlns:cx8="http://schemas.microsoft.com/office/drawing/2016/5/14/chartex" xmlns:mc="http://schemas.openxmlformats.org/markup-compatibility/2006" xmlns:aink="http://schemas.microsoft.com/office/drawing/2016/ink" xmlns:am3d="http://schemas.microsoft.com/office/drawing/2017/model3d" xmlns:o="urn:schemas-microsoft-com:office:office" xmlns:oel="http://schemas.microsoft.com/office/2019/extlst" xmlns:r="http://schemas.openxmlformats.org/officeDocument/2006/relationships" xmlns:m="http://schemas.openxmlformats.org/officeDocument/2006/math" xmlns:v="urn:schemas-microsoft-com:vml" xmlns:wp14="http://schemas.microsoft.com/office/word/2010/wordprocessingDrawing" xmlns:wp="http://schemas.openxmlformats.org/drawingml/2006/wordprocessingDrawing" xmlns:w10="urn:schemas-microsoft-com:office:word" xmlns:w="http://schemas.openxmlformats.org/wordprocessingml/2006/main" xmlns:w14="http://schemas.microsoft.com/office/word/2010/wordml" xmlns:w15="http://schemas.microsoft.com/office/word/2012/wordml" xmlns:w16cex="http://schemas.microsoft.com/office/word/2018/wordml/cex" xmlns:w16cid="http://schemas.microsoft.com/office/word/2016/wordml/cid" xmlns:w16="http://schemas.microsoft.com/office/word/2018/wordml" xmlns:w16du="http://schemas.microsoft.com/office/word/2023/wordml/word16du" xmlns:w16sdtdh="http://schemas.microsoft.com/office/word/2020/wordml/sdtdatahash" xmlns:w16sdtfl="http://schemas.microsoft.com/office/word/2024/wordml/sdtformatlock" xmlns:w16se="http://schemas.microsoft.com/office/word/2015/wordml/symex" xmlns:wpg="http://schemas.microsoft.com/office/word/2010/wordprocessingGroup" xmlns:wpi="http://schemas.microsoft.com/office/word/2010/wordprocessingInk" xmlns:wne="http://schemas.microsoft.com/office/word/2006/wordml" xmlns:wps="http://schemas.microsoft.com/office/word/2010/wordprocessingShape" mc:Ignorable="w14 w15 w16se w16cid w16 w16cex w16sdtdh w16sdtfl w16du wp14">
-  <w:p>
-    <w:pPr>
-      <w:pStyle w:val="ab"/>
-    </w:pPr>
-  </w:p>
-</w:ftr>
-</file>
-
-<file path=word/footer2.xml><?xml version="1.0" encoding="utf-8"?>
 <w:ftr xmlns:wpc="http://schemas.microsoft.com/office/word/2010/wordprocessingCanvas" xmlns:cx="http://schemas.microsoft.com/office/drawing/2014/chartex" xmlns:cx1="http://schemas.microsoft.com/office/drawing/2015/9/8/chartex" xmlns:cx2="http://schemas.microsoft.com/office/drawing/2015/10/21/chartex" xmlns:cx3="http://schemas.microsoft.com/office/drawing/2016/5/9/chartex" xmlns:cx4="http://schemas.microsoft.com/office/drawing/2016/5/10/chartex" xmlns:cx5="http://schemas.microsoft.com/office/drawing/2016/5/11/chartex" xmlns:cx6="http://schemas.microsoft.com/office/drawing/2016/5/12/chartex" xmlns:cx7="http://schemas.microsoft.com/office/drawing/2016/5/13/chartex" xmlns:cx8="http://schemas.microsoft.com/office/drawing/2016/5/14/chartex" xmlns:mc="http://schemas.openxmlformats.org/markup-compatibility/2006" xmlns:aink="http://schemas.microsoft.com/office/drawing/2016/ink" xmlns:am3d="http://schemas.microsoft.com/office/drawing/2017/model3d" xmlns:o="urn:schemas-microsoft-com:office:office" xmlns:oel="http://schemas.microsoft.com/office/2019/extlst" xmlns:r="http://schemas.openxmlformats.org/officeDocument/2006/relationships" xmlns:m="http://schemas.openxmlformats.org/officeDocument/2006/math" xmlns:v="urn:schemas-microsoft-com:vml" xmlns:wp14="http://schemas.microsoft.com/office/word/2010/wordprocessingDrawing" xmlns:wp="http://schemas.openxmlformats.org/drawingml/2006/wordprocessingDrawing" xmlns:w10="urn:schemas-microsoft-com:office:word" xmlns:w="http://schemas.openxmlformats.org/wordprocessingml/2006/main" xmlns:w14="http://schemas.microsoft.com/office/word/2010/wordml" xmlns:w15="http://schemas.microsoft.com/office/word/2012/wordml" xmlns:w16cex="http://schemas.microsoft.com/office/word/2018/wordml/cex" xmlns:w16cid="http://schemas.microsoft.com/office/word/2016/wordml/cid" xmlns:w16="http://schemas.microsoft.com/office/word/2018/wordml" xmlns:w16du="http://schemas.microsoft.com/office/word/2023/wordml/word16du" xmlns:w16sdtdh="http://schemas.microsoft.com/office/word/2020/wordml/sdtdatahash" xmlns:w16sdtfl="http://schemas.microsoft.com/office/word/2024/wordml/sdtformatlock" xmlns:w16se="http://schemas.microsoft.com/office/word/2015/wordml/symex" xmlns:wpg="http://schemas.microsoft.com/office/word/2010/wordprocessingGroup" xmlns:wpi="http://schemas.microsoft.com/office/word/2010/wordprocessingInk" xmlns:wne="http://schemas.microsoft.com/office/word/2006/wordml" xmlns:wps="http://schemas.microsoft.com/office/word/2010/wordprocessingShape" mc:Ignorable="w14 w15 w16se w16cid w16 w16cex w16sdtdh w16sdtfl w16du wp14">
   <w:p>
     <w:pPr>
@@ -1598,13 +1684,13 @@
       <mc:AlternateContent>
         <mc:Choice Requires="wps">
           <w:drawing>
-            <wp:anchor distT="0" distB="0" distL="114300" distR="114300" simplePos="0" relativeHeight="251663360" behindDoc="0" locked="0" layoutInCell="1" allowOverlap="1" wp14:anchorId="6C69704A" wp14:editId="2405BA59">
+            <wp:anchor distT="0" distB="0" distL="114300" distR="114300" simplePos="0" relativeHeight="251659264" behindDoc="0" locked="0" layoutInCell="1" allowOverlap="1" wp14:anchorId="046D90E4" wp14:editId="1135ACF5">
               <wp:simplePos x="0" y="0"/>
               <wp:positionH relativeFrom="column">
                 <wp:posOffset>-1029335</wp:posOffset>
               </wp:positionH>
               <wp:positionV relativeFrom="paragraph">
-                <wp:posOffset>221615</wp:posOffset>
+                <wp:posOffset>345440</wp:posOffset>
               </wp:positionV>
               <wp:extent cx="6819900" cy="577850"/>
               <wp:effectExtent l="0" t="0" r="19050" b="12700"/>
@@ -1667,13 +1753,86 @@
         </mc:Choice>
         <mc:Fallback>
           <w:pict>
-            <v:roundrect w14:anchorId="05ED1407" id="مستطيل: زوايا مستديرة 10" o:spid="_x0000_s1026" style="position:absolute;left:0;text-align:left;margin-left:-81.05pt;margin-top:17.45pt;width:537pt;height:45.5pt;z-index:251663360;visibility:visible;mso-wrap-style:square;mso-height-percent:0;mso-wrap-distance-left:9pt;mso-wrap-distance-top:0;mso-wrap-distance-right:9pt;mso-wrap-distance-bottom:0;mso-position-horizontal:absolute;mso-position-horizontal-relative:text;mso-position-vertical:absolute;mso-position-vertical-relative:text;mso-height-percent:0;mso-height-relative:margin;v-text-anchor:middle" arcsize=".5" o:gfxdata="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" fillcolor="white [3212]" strokecolor="#3d7eb9" strokeweight="1.5pt">
+            <v:roundrect w14:anchorId="640FE49D" id="مستطيل: زوايا مستديرة 10" o:spid="_x0000_s1026" style="position:absolute;left:0;text-align:left;margin-left:-81.05pt;margin-top:27.2pt;width:537pt;height:45.5pt;z-index:251659264;visibility:visible;mso-wrap-style:square;mso-height-percent:0;mso-wrap-distance-left:9pt;mso-wrap-distance-top:0;mso-wrap-distance-right:9pt;mso-wrap-distance-bottom:0;mso-position-horizontal:absolute;mso-position-horizontal-relative:text;mso-position-vertical:absolute;mso-position-vertical-relative:text;mso-height-percent:0;mso-height-relative:margin;v-text-anchor:middle" arcsize=".5" o:gfxdata="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" fillcolor="white [3212]" strokecolor="#3d7eb9" strokeweight="1.5pt">
               <v:stroke joinstyle="miter"/>
             </v:roundrect>
           </w:pict>
         </mc:Fallback>
       </mc:AlternateContent>
     </w:r>
+  </w:p>
+  <w:p>
+    <w:pPr>
+      <w:pStyle w:val="ab"/>
+    </w:pPr>
+    <w:r>
+      <w:rPr>
+        <w:noProof/>
+      </w:rPr>
+      <w:drawing>
+        <wp:anchor distT="0" distB="0" distL="114300" distR="114300" simplePos="0" relativeHeight="251660288" behindDoc="0" locked="0" layoutInCell="1" allowOverlap="1" wp14:anchorId="3FFB7A64" wp14:editId="3B0F9483">
+          <wp:simplePos x="0" y="0"/>
+          <wp:positionH relativeFrom="margin">
+            <wp:posOffset>-998220</wp:posOffset>
+          </wp:positionH>
+          <wp:positionV relativeFrom="paragraph">
+            <wp:posOffset>251460</wp:posOffset>
+          </wp:positionV>
+          <wp:extent cx="7755890" cy="552450"/>
+          <wp:effectExtent l="0" t="0" r="0" b="0"/>
+          <wp:wrapNone/>
+          <wp:docPr id="2131893607" name="صورة 2"/>
+          <wp:cNvGraphicFramePr>
+            <a:graphicFrameLocks xmlns:a="http://schemas.openxmlformats.org/drawingml/2006/main" noChangeAspect="1"/>
+          </wp:cNvGraphicFramePr>
+          <a:graphic xmlns:a="http://schemas.openxmlformats.org/drawingml/2006/main">
+            <a:graphicData uri="http://schemas.openxmlformats.org/drawingml/2006/picture">
+              <pic:pic xmlns:pic="http://schemas.openxmlformats.org/drawingml/2006/picture">
+                <pic:nvPicPr>
+                  <pic:cNvPr id="847072154" name="صورة 847072154"/>
+                  <pic:cNvPicPr/>
+                </pic:nvPicPr>
+                <pic:blipFill>
+                  <a:blip r:embed="rId1">
+                    <a:extLst>
+                      <a:ext uri="{28A0092B-C50C-407E-A947-70E740481C1C}">
+                        <a14:useLocalDpi xmlns:a14="http://schemas.microsoft.com/office/drawing/2010/main" val="0"/>
+                      </a:ext>
+                    </a:extLst>
+                  </a:blip>
+                  <a:stretch>
+                    <a:fillRect/>
+                  </a:stretch>
+                </pic:blipFill>
+                <pic:spPr>
+                  <a:xfrm>
+                    <a:off x="0" y="0"/>
+                    <a:ext cx="7755890" cy="552450"/>
+                  </a:xfrm>
+                  <a:prstGeom prst="rect">
+                    <a:avLst/>
+                  </a:prstGeom>
+                </pic:spPr>
+              </pic:pic>
+            </a:graphicData>
+          </a:graphic>
+          <wp14:sizeRelH relativeFrom="page">
+            <wp14:pctWidth>0</wp14:pctWidth>
+          </wp14:sizeRelH>
+          <wp14:sizeRelV relativeFrom="page">
+            <wp14:pctHeight>0</wp14:pctHeight>
+          </wp14:sizeRelV>
+        </wp:anchor>
+      </w:drawing>
+    </w:r>
+  </w:p>
+  <w:p>
+    <w:pPr>
+      <w:pStyle w:val="ab"/>
+      <w:rPr>
+        <w:rFonts w:hint="cs"/>
+      </w:rPr>
+    </w:pPr>
     <w:r>
       <w:rPr>
         <w:noProof/>
@@ -1682,335 +1841,13 @@
       <mc:AlternateContent>
         <mc:Choice Requires="wps">
           <w:drawing>
-            <wp:anchor distT="45720" distB="45720" distL="114300" distR="114300" simplePos="0" relativeHeight="251666432" behindDoc="1" locked="0" layoutInCell="1" allowOverlap="1" wp14:anchorId="0ACABEBA" wp14:editId="1F03A99C">
-              <wp:simplePos x="0" y="0"/>
-              <wp:positionH relativeFrom="column">
-                <wp:posOffset>4069715</wp:posOffset>
-              </wp:positionH>
-              <wp:positionV relativeFrom="paragraph">
-                <wp:posOffset>513715</wp:posOffset>
-              </wp:positionV>
-              <wp:extent cx="2360930" cy="499110"/>
-              <wp:effectExtent l="0" t="0" r="0" b="0"/>
-              <wp:wrapTight wrapText="bothSides">
-                <wp:wrapPolygon edited="0">
-                  <wp:start x="490" y="0"/>
-                  <wp:lineTo x="490" y="20611"/>
-                  <wp:lineTo x="21067" y="20611"/>
-                  <wp:lineTo x="21067" y="0"/>
-                  <wp:lineTo x="490" y="0"/>
-                </wp:wrapPolygon>
-              </wp:wrapTight>
-              <wp:docPr id="166451498" name="مربع نص 2"/>
-              <wp:cNvGraphicFramePr>
-                <a:graphicFrameLocks xmlns:a="http://schemas.openxmlformats.org/drawingml/2006/main"/>
-              </wp:cNvGraphicFramePr>
-              <a:graphic xmlns:a="http://schemas.openxmlformats.org/drawingml/2006/main">
-                <a:graphicData uri="http://schemas.microsoft.com/office/word/2010/wordprocessingShape">
-                  <wps:wsp>
-                    <wps:cNvSpPr txBox="1">
-                      <a:spLocks noChangeArrowheads="1"/>
-                    </wps:cNvSpPr>
-                    <wps:spPr bwMode="auto">
-                      <a:xfrm flipH="1">
-                        <a:off x="0" y="0"/>
-                        <a:ext cx="2360930" cy="499110"/>
-                      </a:xfrm>
-                      <a:prstGeom prst="rect">
-                        <a:avLst/>
-                      </a:prstGeom>
-                      <a:noFill/>
-                      <a:ln w="9525">
-                        <a:noFill/>
-                        <a:miter lim="800000"/>
-                        <a:headEnd/>
-                        <a:tailEnd/>
-                      </a:ln>
-                    </wps:spPr>
-                    <wps:txbx>
-                      <w:txbxContent>
-                        <w:p>
-                          <w:pPr>
-                            <w:rPr>
-                              <w:rFonts w:ascii="Helvetica Neue W23 for SKY Reg" w:hAnsi="Helvetica Neue W23 for SKY Reg" w:cs="Times New Roman"/>
-                              <w:color w:val="FFFFFF" w:themeColor="background1"/>
-                            </w:rPr>
-                            <w:jc w:val="center"/>
-                            <w:bidi/>
-                          </w:pPr>
-                          <w:r>
-                            <w:rPr>
-                              <w:rFonts w:ascii="Helvetica Neue W23 for SKY Reg" w:hAnsi="Helvetica Neue W23 for SKY Reg" w:cs="Times New Roman"/>
-                              <w:color w:val="FFFFFF" w:themeColor="background1"/>
-                              <w:rtl/>
-                            </w:rPr>
-                            <w:t>{{signatureRightRole}}</w:t>
-                          </w:r>
-                        </w:p>
-                        <w:p>
-                          <w:pPr>
-                            <w:rPr>
-                              <w:rFonts w:ascii="Helvetica Neue W23 for SKY Reg" w:hAnsi="Helvetica Neue W23 for SKY Reg" w:cs="Times New Roman"/>
-                              <w:color w:val="FFFFFF" w:themeColor="background1"/>
-                            </w:rPr>
-                            <w:jc w:val="center"/>
-                            <w:bidi/>
-                          </w:pPr>
-                          <w:r>
-                            <w:rPr>
-                              <w:rFonts w:ascii="Helvetica Neue W23 for SKY Reg" w:hAnsi="Helvetica Neue W23 for SKY Reg" w:cs="Times New Roman"/>
-                              <w:color w:val="FFFFFF" w:themeColor="background1"/>
-                              <w:rtl/>
-                            </w:rPr>
-                            <w:t>{{signatureRightName}}</w:t>
-                          </w:r>
-                        </w:p>
-                      </w:txbxContent>
-                    </wps:txbx>
-                    <wps:bodyPr rot="0" vert="horz" wrap="square" lIns="91440" tIns="45720" rIns="91440" bIns="45720" anchor="t" anchorCtr="0">
-                      <a:noAutofit/>
-                    </wps:bodyPr>
-                  </wps:wsp>
-                </a:graphicData>
-              </a:graphic>
-              <wp14:sizeRelH relativeFrom="margin">
-                <wp14:pctWidth>40000</wp14:pctWidth>
-              </wp14:sizeRelH>
-              <wp14:sizeRelV relativeFrom="margin">
-                <wp14:pctHeight>0</wp14:pctHeight>
-              </wp14:sizeRelV>
-            </wp:anchor>
-          </w:drawing>
-        </mc:Choice>
-        <mc:Fallback>
-          <w:pict>
-            <v:shapetype w14:anchorId="0ACABEBA" id="_x0000_t202" coordsize="21600,21600" o:spt="202" path="m,l,21600r21600,l21600,xe">
-              <v:stroke joinstyle="miter"/>
-              <v:path gradientshapeok="t" o:connecttype="rect"/>
-            </v:shapetype>
-            <v:shape id="مربع نص 2" o:spid="_x0000_s1028" type="#_x0000_t202" style="position:absolute;left:0;text-align:left;margin-left:320.45pt;margin-top:40.45pt;width:185.9pt;height:39.3pt;flip:x;z-index:-251650048;visibility:visible;mso-wrap-style:square;mso-width-percent:400;mso-height-percent:0;mso-wrap-distance-left:9pt;mso-wrap-distance-top:3.6pt;mso-wrap-distance-right:9pt;mso-wrap-distance-bottom:3.6pt;mso-position-horizontal:absolute;mso-position-horizontal-relative:text;mso-position-vertical:absolute;mso-position-vertical-relative:text;mso-width-percent:400;mso-height-percent:0;mso-width-relative:margin;mso-height-relative:margin;v-text-anchor:top" o:gfxdata="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" filled="f" stroked="f">
-              <v:textbox>
-                <w:txbxContent>
-                  <w:p>
-                    <w:pPr>
-                      <w:rPr>
-                        <w:rFonts w:ascii="Helvetica Neue W23 for SKY Reg" w:hAnsi="Helvetica Neue W23 for SKY Reg" w:cs="Times New Roman"/>
-                        <w:color w:val="FFFFFF" w:themeColor="background1"/>
-                      </w:rPr>
-                      <w:jc w:val="center"/>
-                      <w:bidi/>
-                    </w:pPr>
-                    <w:r>
-                      <w:rPr>
-                        <w:rFonts w:ascii="Helvetica Neue W23 for SKY Reg" w:hAnsi="Helvetica Neue W23 for SKY Reg" w:cs="Times New Roman"/>
-                        <w:color w:val="FFFFFF" w:themeColor="background1"/>
-                        <w:rtl/>
-                      </w:rPr>
-                      <w:t>{{signatureRightRole}}</w:t>
-                    </w:r>
-                  </w:p>
-                  <w:p>
-                    <w:pPr>
-                      <w:rPr>
-                        <w:rFonts w:ascii="Helvetica Neue W23 for SKY Reg" w:hAnsi="Helvetica Neue W23 for SKY Reg" w:cs="Times New Roman"/>
-                        <w:color w:val="FFFFFF" w:themeColor="background1"/>
-                      </w:rPr>
-                      <w:jc w:val="center"/>
-                      <w:bidi/>
-                    </w:pPr>
-                    <w:r>
-                      <w:rPr>
-                        <w:rFonts w:ascii="Helvetica Neue W23 for SKY Reg" w:hAnsi="Helvetica Neue W23 for SKY Reg" w:cs="Times New Roman"/>
-                        <w:color w:val="FFFFFF" w:themeColor="background1"/>
-                        <w:rtl/>
-                      </w:rPr>
-                      <w:t>{{signatureRightName}}</w:t>
-                    </w:r>
-                  </w:p>
-                </w:txbxContent>
-              </v:textbox>
-              <w10:wrap type="tight"/>
-            </v:shape>
-          </w:pict>
-        </mc:Fallback>
-      </mc:AlternateContent>
-    </w:r>
-    <w:r>
-      <w:rPr>
-        <w:noProof/>
-        <w:rtl/>
-      </w:rPr>
-      <mc:AlternateContent>
-        <mc:Choice Requires="wps">
-          <w:drawing>
-            <wp:anchor distT="45720" distB="45720" distL="114300" distR="114300" simplePos="0" relativeHeight="251666432" behindDoc="1" locked="0" layoutInCell="1" allowOverlap="1" wp14:anchorId="5C84A19A" wp14:editId="3AA4CFC5">
-              <wp:simplePos x="0" y="0"/>
-              <wp:positionH relativeFrom="column">
-                <wp:posOffset>0</wp:posOffset>
-              </wp:positionH>
-              <wp:positionV relativeFrom="paragraph">
-                <wp:posOffset>513715</wp:posOffset>
-              </wp:positionV>
-              <wp:extent cx="2360930" cy="499110"/>
-              <wp:effectExtent l="0" t="0" r="0" b="0"/>
-              <wp:wrapTight wrapText="bothSides">
-                <wp:wrapPolygon edited="0">
-                  <wp:start x="490" y="0"/>
-                  <wp:lineTo x="490" y="20611"/>
-                  <wp:lineTo x="21067" y="20611"/>
-                  <wp:lineTo x="21067" y="0"/>
-                  <wp:lineTo x="490" y="0"/>
-                </wp:wrapPolygon>
-              </wp:wrapTight>
-              <wp:docPr id="2131893608" name="Left Signature"/>
-              <wp:cNvGraphicFramePr>
-                <a:graphicFrameLocks xmlns:a="http://schemas.openxmlformats.org/drawingml/2006/main"/>
-              </wp:cNvGraphicFramePr>
-              <a:graphic xmlns:a="http://schemas.openxmlformats.org/drawingml/2006/main">
-                <a:graphicData uri="http://schemas.microsoft.com/office/word/2010/wordprocessingShape">
-                  <wps:wsp>
-                    <wps:cNvSpPr txBox="1">
-                      <a:spLocks noChangeArrowheads="1"/>
-                    </wps:cNvSpPr>
-                    <wps:spPr bwMode="auto">
-                      <a:xfrm flipH="1">
-                        <a:off x="0" y="0"/>
-                        <a:ext cx="2360930" cy="499110"/>
-                      </a:xfrm>
-                      <a:prstGeom prst="rect">
-                        <a:avLst/>
-                      </a:prstGeom>
-                      <a:noFill/>
-                      <a:ln w="9525">
-                        <a:noFill/>
-                        <a:miter lim="800000"/>
-                        <a:headEnd/>
-                        <a:tailEnd/>
-                      </a:ln>
-                    </wps:spPr>
-                    <wps:txbx>
-                      <w:txbxContent>
-                        <w:p>
-                          <w:pPr>
-                            <w:rPr>
-                              <w:rFonts w:ascii="Helvetica Neue W23 for SKY Reg" w:hAnsi="Helvetica Neue W23 for SKY Reg" w:cs="Times New Roman"/>
-                              <w:color w:val="FFFFFF" w:themeColor="background1"/>
-                            </w:rPr>
-                            <w:jc w:val="center"/>
-                            <w:bidi/>
-                          </w:pPr>
-                          <w:r>
-                            <w:rPr>
-                              <w:rFonts w:ascii="Helvetica Neue W23 for SKY Reg" w:hAnsi="Helvetica Neue W23 for SKY Reg" w:cs="Times New Roman"/>
-                              <w:color w:val="FFFFFF" w:themeColor="background1"/>
-                              <w:rtl/>
-                            </w:rPr>
-                            <w:t>{{signatureLeftRole}}</w:t>
-                          </w:r>
-                        </w:p>
-                        <w:p>
-                          <w:pPr>
-                            <w:rPr>
-                              <w:rFonts w:ascii="Helvetica Neue W23 for SKY Reg" w:hAnsi="Helvetica Neue W23 for SKY Reg" w:cs="Times New Roman"/>
-                              <w:color w:val="FFFFFF" w:themeColor="background1"/>
-                            </w:rPr>
-                            <w:jc w:val="center"/>
-                            <w:bidi/>
-                          </w:pPr>
-                          <w:r>
-                            <w:rPr>
-                              <w:rFonts w:ascii="Helvetica Neue W23 for SKY Reg" w:hAnsi="Helvetica Neue W23 for SKY Reg" w:cs="Times New Roman"/>
-                              <w:color w:val="FFFFFF" w:themeColor="background1"/>
-                              <w:rtl/>
-                            </w:rPr>
-                            <w:t>{{signatureLeftName}}</w:t>
-                          </w:r>
-                        </w:p>
-                      </w:txbxContent>
-                    </wps:txbx>
-                    <wps:bodyPr rot="0" vert="horz" wrap="square" lIns="91440" tIns="45720" rIns="91440" bIns="45720" anchor="t" anchorCtr="0">
-                      <a:noAutofit/>
-                    </wps:bodyPr>
-                  </wps:wsp>
-                </a:graphicData>
-              </a:graphic>
-              <wp14:sizeRelH relativeFrom="margin">
-                <wp14:pctWidth>40000</wp14:pctWidth>
-              </wp14:sizeRelH>
-              <wp14:sizeRelV relativeFrom="margin">
-                <wp14:pctHeight>0</wp14:pctHeight>
-              </wp14:sizeRelV>
-            </wp:anchor>
-          </w:drawing>
-        </mc:Choice>
-        <mc:Fallback>
-          <w:pict>
-            <v:shapetype w14:anchorId="147B8A9C" id="_x0000_t202" coordsize="21600,21600" o:spt="202" path="m,l,21600r21600,l21600,xe">
-              <v:stroke joinstyle="miter"/>
-              <v:path gradientshapeok="t" o:connecttype="rect"/>
-            </v:shapetype>
-            <v:shape id="Left Signature" o:spid="_x0000_s1029" type="#_x0000_t202" style="position:absolute;left:0;text-align:left;margin-left:0pt;margin-top:40.45pt;width:185.9pt;height:39.3pt;flip:x;z-index:-251650048;visibility:visible;mso-wrap-style:square;mso-width-percent:400;mso-height-percent:0;mso-wrap-distance-left:9pt;mso-wrap-distance-top:3.6pt;mso-wrap-distance-right:9pt;mso-wrap-distance-bottom:3.6pt;mso-position-horizontal:absolute;mso-position-horizontal-relative:text;mso-position-vertical:absolute;mso-position-vertical-relative:text;mso-width-percent:400;mso-height-percent:0;mso-width-relative:margin;mso-height-relative:margin;v-text-anchor:top" o:gfxdata="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" filled="f" stroked="f">
-              <v:textbox>
-                <w:txbxContent>
-                  <w:p>
-                    <w:pPr>
-                      <w:rPr>
-                        <w:rFonts w:ascii="Helvetica Neue W23 for SKY Reg" w:hAnsi="Helvetica Neue W23 for SKY Reg" w:cs="Times New Roman"/>
-                        <w:color w:val="FFFFFF" w:themeColor="background1"/>
-                      </w:rPr>
-                      <w:jc w:val="center"/>
-                      <w:bidi/>
-                    </w:pPr>
-                    <w:r>
-                      <w:rPr>
-                        <w:rFonts w:ascii="Helvetica Neue W23 for SKY Reg" w:hAnsi="Helvetica Neue W23 for SKY Reg" w:cs="Times New Roman"/>
-                        <w:color w:val="FFFFFF" w:themeColor="background1"/>
-                        <w:rtl/>
-                      </w:rPr>
-                      <w:t>{{signatureLeftRole}}</w:t>
-                    </w:r>
-                  </w:p>
-                  <w:p>
-                    <w:pPr>
-                      <w:rPr>
-                        <w:rFonts w:ascii="Helvetica Neue W23 for SKY Reg" w:hAnsi="Helvetica Neue W23 for SKY Reg" w:cs="Times New Roman"/>
-                        <w:color w:val="FFFFFF" w:themeColor="background1"/>
-                      </w:rPr>
-                      <w:jc w:val="center"/>
-                      <w:bidi/>
-                    </w:pPr>
-                    <w:r>
-                      <w:rPr>
-                        <w:rFonts w:ascii="Helvetica Neue W23 for SKY Reg" w:hAnsi="Helvetica Neue W23 for SKY Reg" w:cs="Times New Roman"/>
-                        <w:color w:val="FFFFFF" w:themeColor="background1"/>
-                        <w:rtl/>
-                      </w:rPr>
-                      <w:t>{{signatureLeftName}}</w:t>
-                    </w:r>
-                  </w:p>
-                </w:txbxContent>
-              </v:textbox>
-              <w10:wrap type="tight"/>
-            </v:shape>
-          </w:pict>
-        </mc:Fallback>
-      </mc:AlternateContent>
-    </w:r>
-    <w:r>
-      <w:rPr>
-        <w:noProof/>
-        <w:rtl/>
-      </w:rPr>
-      <mc:AlternateContent>
-        <mc:Choice Requires="wps">
-          <w:drawing>
-            <wp:anchor distT="45720" distB="45720" distL="114300" distR="114300" simplePos="0" relativeHeight="251665408" behindDoc="0" locked="0" layoutInCell="1" allowOverlap="1" wp14:anchorId="6A8E7673" wp14:editId="7662FD21">
+            <wp:anchor distT="45720" distB="45720" distL="114300" distR="114300" simplePos="0" relativeHeight="251661312" behindDoc="0" locked="0" layoutInCell="1" allowOverlap="1" wp14:anchorId="03B7B16F" wp14:editId="538C301B">
               <wp:simplePos x="0" y="0"/>
               <wp:positionH relativeFrom="margin">
                 <wp:align>center</wp:align>
               </wp:positionH>
               <wp:positionV relativeFrom="paragraph">
-                <wp:posOffset>558165</wp:posOffset>
+                <wp:posOffset>147955</wp:posOffset>
               </wp:positionV>
               <wp:extent cx="4432300" cy="476250"/>
               <wp:effectExtent l="0" t="0" r="0" b="0"/>
@@ -2048,49 +1885,73 @@
                             <w:jc w:val="center"/>
                             <w:rPr>
                               <w:rFonts w:ascii="Helvetica Neue W23 for SKY Reg" w:hAnsi="Helvetica Neue W23 for SKY Reg"/>
+                              <w:b/>
+                              <w:bCs/>
                               <w:color w:val="FFFFFF" w:themeColor="background1"/>
+                              <w:sz w:val="24"/>
+                              <w:szCs w:val="28"/>
                               <w:rtl/>
                             </w:rPr>
                           </w:pPr>
                           <w:r>
                             <w:rPr>
-                              <w:rFonts w:ascii="Helvetica Neue W23 for SKY Reg" w:hAnsi="Helvetica Neue W23 for SKY Reg" w:cs="Times New Roman"/>
+                              <w:rFonts w:ascii="Helvetica Neue W23 for SKY Reg" w:hAnsi="Helvetica Neue W23 for SKY Reg" w:hint="cs"/>
+                              <w:b/>
+                              <w:bCs/>
                               <w:color w:val="FFFFFF" w:themeColor="background1"/>
+                              <w:sz w:val="24"/>
+                              <w:szCs w:val="28"/>
                               <w:rtl/>
                             </w:rPr>
-                            <w:t xml:space="preserve">تكليف </w:t>
+                            <w:t>تكليف رائد النشاط</w:t>
                           </w:r>
                           <w:r>
                             <w:rPr>
-                              <w:rFonts w:ascii="Helvetica Neue W23 for SKY Reg" w:hAnsi="Helvetica Neue W23 for SKY Reg" w:cs="Times New Roman" w:hint="cs"/>
+                              <w:rFonts w:ascii="Helvetica Neue W23 for SKY Reg" w:hAnsi="Helvetica Neue W23 for SKY Reg"/>
+                              <w:b/>
+                              <w:bCs/>
                               <w:color w:val="FFFFFF" w:themeColor="background1"/>
-                              <w:rtl/>
-                            </w:rPr>
-                            <w:t>رائد النشاط</w:t>
-                          </w:r>
-                          <w:r>
-                            <w:rPr>
-                              <w:rFonts w:ascii="Helvetica Neue W23 for SKY Reg" w:hAnsi="Helvetica Neue W23 for SKY Reg" w:cs="Times New Roman"/>
-                              <w:color w:val="FFFFFF" w:themeColor="background1"/>
+                              <w:sz w:val="24"/>
+                              <w:szCs w:val="28"/>
                               <w:rtl/>
                             </w:rPr>
                             <w:t xml:space="preserve"> </w:t>
                           </w:r>
                           <w:r>
                             <w:rPr>
-                              <w:rFonts w:ascii="Helvetica Neue W23 for SKY Reg" w:hAnsi="Helvetica Neue W23 for SKY Reg" w:cs="Times New Roman" w:hint="cs"/>
+                              <w:rFonts w:ascii="Helvetica Neue W23 for SKY Reg" w:hAnsi="Helvetica Neue W23 for SKY Reg" w:hint="cs"/>
+                              <w:b/>
+                              <w:bCs/>
                               <w:color w:val="FFFFFF" w:themeColor="background1"/>
+                              <w:sz w:val="24"/>
+                              <w:szCs w:val="28"/>
                               <w:rtl/>
                             </w:rPr>
-                            <w:t>للعام 1448 هـ</w:t>
+                            <w:t xml:space="preserve">للعام </w:t>
                           </w:r>
                           <w:r>
                             <w:rPr>
                               <w:rFonts w:ascii="Helvetica Neue W23 for SKY Reg" w:hAnsi="Helvetica Neue W23 for SKY Reg" w:hint="cs"/>
+                              <w:b/>
+                              <w:bCs/>
                               <w:color w:val="FFFFFF" w:themeColor="background1"/>
+                              <w:sz w:val="24"/>
+                              <w:szCs w:val="28"/>
                               <w:rtl/>
                             </w:rPr>
                             <w:t xml:space="preserve"> </w:t>
+                          </w:r>
+                          <w:r>
+                            <w:rPr>
+                              <w:rFonts w:ascii="Helvetica Neue W23 for SKY Reg" w:hAnsi="Helvetica Neue W23 for SKY Reg" w:hint="cs"/>
+                              <w:b/>
+                              <w:bCs/>
+                              <w:color w:val="FFFFFF" w:themeColor="background1"/>
+                              <w:sz w:val="24"/>
+                              <w:szCs w:val="28"/>
+                              <w:rtl/>
+                            </w:rPr>
+                            <w:t xml:space="preserve">1448 هـ </w:t>
                           </w:r>
                         </w:p>
                       </w:txbxContent>
@@ -2112,7 +1973,11 @@
         </mc:Choice>
         <mc:Fallback>
           <w:pict>
-            <v:shape w14:anchorId="6A8E7673" id="_x0000_s1029" type="#_x0000_t202" style="position:absolute;left:0;text-align:left;margin-left:0;margin-top:43.95pt;width:349pt;height:37.5pt;flip:x;z-index:251665408;visibility:visible;mso-wrap-style:square;mso-width-percent:0;mso-height-percent:0;mso-wrap-distance-left:9pt;mso-wrap-distance-top:3.6pt;mso-wrap-distance-right:9pt;mso-wrap-distance-bottom:3.6pt;mso-position-horizontal:center;mso-position-horizontal-relative:margin;mso-position-vertical:absolute;mso-position-vertical-relative:text;mso-width-percent:0;mso-height-percent:0;mso-width-relative:margin;mso-height-relative:margin;v-text-anchor:top" o:gfxdata="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" filled="f" stroked="f">
+            <v:shapetype w14:anchorId="03B7B16F" id="_x0000_t202" coordsize="21600,21600" o:spt="202" path="m,l,21600r21600,l21600,xe">
+              <v:stroke joinstyle="miter"/>
+              <v:path gradientshapeok="t" o:connecttype="rect"/>
+            </v:shapetype>
+            <v:shape id="مربع نص 2" o:spid="_x0000_s1028" type="#_x0000_t202" style="position:absolute;left:0;text-align:left;margin-left:0;margin-top:11.65pt;width:349pt;height:37.5pt;flip:x;z-index:251661312;visibility:visible;mso-wrap-style:square;mso-width-percent:0;mso-height-percent:0;mso-wrap-distance-left:9pt;mso-wrap-distance-top:3.6pt;mso-wrap-distance-right:9pt;mso-wrap-distance-bottom:3.6pt;mso-position-horizontal:center;mso-position-horizontal-relative:margin;mso-position-vertical:absolute;mso-position-vertical-relative:text;mso-width-percent:0;mso-height-percent:0;mso-width-relative:margin;mso-height-relative:margin;v-text-anchor:top" o:gfxdata="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" filled="f" stroked="f">
               <v:textbox>
                 <w:txbxContent>
                   <w:p>
@@ -2120,49 +1985,73 @@
                       <w:jc w:val="center"/>
                       <w:rPr>
                         <w:rFonts w:ascii="Helvetica Neue W23 for SKY Reg" w:hAnsi="Helvetica Neue W23 for SKY Reg"/>
+                        <w:b/>
+                        <w:bCs/>
                         <w:color w:val="FFFFFF" w:themeColor="background1"/>
+                        <w:sz w:val="24"/>
+                        <w:szCs w:val="28"/>
                         <w:rtl/>
                       </w:rPr>
                     </w:pPr>
                     <w:r>
                       <w:rPr>
-                        <w:rFonts w:ascii="Helvetica Neue W23 for SKY Reg" w:hAnsi="Helvetica Neue W23 for SKY Reg" w:cs="Times New Roman"/>
+                        <w:rFonts w:ascii="Helvetica Neue W23 for SKY Reg" w:hAnsi="Helvetica Neue W23 for SKY Reg" w:hint="cs"/>
+                        <w:b/>
+                        <w:bCs/>
                         <w:color w:val="FFFFFF" w:themeColor="background1"/>
+                        <w:sz w:val="24"/>
+                        <w:szCs w:val="28"/>
                         <w:rtl/>
                       </w:rPr>
-                      <w:t xml:space="preserve">تكليف </w:t>
+                      <w:t>تكليف رائد النشاط</w:t>
                     </w:r>
                     <w:r>
                       <w:rPr>
-                        <w:rFonts w:ascii="Helvetica Neue W23 for SKY Reg" w:hAnsi="Helvetica Neue W23 for SKY Reg" w:cs="Times New Roman" w:hint="cs"/>
+                        <w:rFonts w:ascii="Helvetica Neue W23 for SKY Reg" w:hAnsi="Helvetica Neue W23 for SKY Reg"/>
+                        <w:b/>
+                        <w:bCs/>
                         <w:color w:val="FFFFFF" w:themeColor="background1"/>
-                        <w:rtl/>
-                      </w:rPr>
-                      <w:t>رائد النشاط</w:t>
-                    </w:r>
-                    <w:r>
-                      <w:rPr>
-                        <w:rFonts w:ascii="Helvetica Neue W23 for SKY Reg" w:hAnsi="Helvetica Neue W23 for SKY Reg" w:cs="Times New Roman"/>
-                        <w:color w:val="FFFFFF" w:themeColor="background1"/>
+                        <w:sz w:val="24"/>
+                        <w:szCs w:val="28"/>
                         <w:rtl/>
                       </w:rPr>
                       <w:t xml:space="preserve"> </w:t>
                     </w:r>
                     <w:r>
                       <w:rPr>
-                        <w:rFonts w:ascii="Helvetica Neue W23 for SKY Reg" w:hAnsi="Helvetica Neue W23 for SKY Reg" w:cs="Times New Roman" w:hint="cs"/>
+                        <w:rFonts w:ascii="Helvetica Neue W23 for SKY Reg" w:hAnsi="Helvetica Neue W23 for SKY Reg" w:hint="cs"/>
+                        <w:b/>
+                        <w:bCs/>
                         <w:color w:val="FFFFFF" w:themeColor="background1"/>
+                        <w:sz w:val="24"/>
+                        <w:szCs w:val="28"/>
                         <w:rtl/>
                       </w:rPr>
-                      <w:t>للعام 1448 هـ</w:t>
+                      <w:t xml:space="preserve">للعام </w:t>
                     </w:r>
                     <w:r>
                       <w:rPr>
                         <w:rFonts w:ascii="Helvetica Neue W23 for SKY Reg" w:hAnsi="Helvetica Neue W23 for SKY Reg" w:hint="cs"/>
+                        <w:b/>
+                        <w:bCs/>
                         <w:color w:val="FFFFFF" w:themeColor="background1"/>
+                        <w:sz w:val="24"/>
+                        <w:szCs w:val="28"/>
                         <w:rtl/>
                       </w:rPr>
                       <w:t xml:space="preserve"> </w:t>
+                    </w:r>
+                    <w:r>
+                      <w:rPr>
+                        <w:rFonts w:ascii="Helvetica Neue W23 for SKY Reg" w:hAnsi="Helvetica Neue W23 for SKY Reg" w:hint="cs"/>
+                        <w:b/>
+                        <w:bCs/>
+                        <w:color w:val="FFFFFF" w:themeColor="background1"/>
+                        <w:sz w:val="24"/>
+                        <w:szCs w:val="28"/>
+                        <w:rtl/>
+                      </w:rPr>
+                      <w:t xml:space="preserve">1448 هـ </w:t>
                     </w:r>
                   </w:p>
                 </w:txbxContent>
@@ -2173,89 +2062,6 @@
         </mc:Fallback>
       </mc:AlternateContent>
     </w:r>
-    <w:r>
-      <w:rPr>
-        <w:noProof/>
-      </w:rPr>
-      <w:drawing>
-        <wp:anchor distT="0" distB="0" distL="114300" distR="114300" simplePos="0" relativeHeight="251664384" behindDoc="0" locked="0" layoutInCell="1" allowOverlap="1" wp14:anchorId="4E95D5A5" wp14:editId="6532021E">
-          <wp:simplePos x="0" y="0"/>
-          <wp:positionH relativeFrom="margin">
-            <wp:align>center</wp:align>
-          </wp:positionH>
-          <wp:positionV relativeFrom="paragraph">
-            <wp:posOffset>399415</wp:posOffset>
-          </wp:positionV>
-          <wp:extent cx="7755890" cy="553054"/>
-          <wp:effectExtent l="0" t="0" r="0" b="0"/>
-          <wp:wrapNone/>
-          <wp:docPr id="2131893607" name="صورة 2"/>
-          <wp:cNvGraphicFramePr>
-            <a:graphicFrameLocks xmlns:a="http://schemas.openxmlformats.org/drawingml/2006/main" noChangeAspect="1"/>
-          </wp:cNvGraphicFramePr>
-          <a:graphic xmlns:a="http://schemas.openxmlformats.org/drawingml/2006/main">
-            <a:graphicData uri="http://schemas.openxmlformats.org/drawingml/2006/picture">
-              <pic:pic xmlns:pic="http://schemas.openxmlformats.org/drawingml/2006/picture">
-                <pic:nvPicPr>
-                  <pic:cNvPr id="847072154" name="صورة 847072154"/>
-                  <pic:cNvPicPr/>
-                </pic:nvPicPr>
-                <pic:blipFill>
-                  <a:blip r:embed="rId1">
-                    <a:extLst>
-                      <a:ext uri="{28A0092B-C50C-407E-A947-70E740481C1C}">
-                        <a14:useLocalDpi xmlns:a14="http://schemas.microsoft.com/office/drawing/2010/main" val="0"/>
-                      </a:ext>
-                    </a:extLst>
-                  </a:blip>
-                  <a:stretch>
-                    <a:fillRect/>
-                  </a:stretch>
-                </pic:blipFill>
-                <pic:spPr>
-                  <a:xfrm>
-                    <a:off x="0" y="0"/>
-                    <a:ext cx="7755890" cy="553054"/>
-                  </a:xfrm>
-                  <a:prstGeom prst="rect">
-                    <a:avLst/>
-                  </a:prstGeom>
-                </pic:spPr>
-              </pic:pic>
-            </a:graphicData>
-          </a:graphic>
-          <wp14:sizeRelH relativeFrom="page">
-            <wp14:pctWidth>0</wp14:pctWidth>
-          </wp14:sizeRelH>
-          <wp14:sizeRelV relativeFrom="page">
-            <wp14:pctHeight>0</wp14:pctHeight>
-          </wp14:sizeRelV>
-        </wp:anchor>
-      </w:drawing>
-    </w:r>
-  </w:p>
-  <w:p>
-    <w:pPr>
-      <w:pStyle w:val="ab"/>
-    </w:pPr>
-  </w:p>
-  <w:p>
-    <w:pPr>
-      <w:pStyle w:val="ab"/>
-      <w:rPr>
-        <w:rFonts w:hint="cs"/>
-      </w:rPr>
-    </w:pPr>
-  </w:p>
-</w:ftr>
-</file>
-
-<file path=word/footer3.xml><?xml version="1.0" encoding="utf-8"?>
-<w:ftr xmlns:wpc="http://schemas.microsoft.com/office/word/2010/wordprocessingCanvas" xmlns:cx="http://schemas.microsoft.com/office/drawing/2014/chartex" xmlns:cx1="http://schemas.microsoft.com/office/drawing/2015/9/8/chartex" xmlns:cx2="http://schemas.microsoft.com/office/drawing/2015/10/21/chartex" xmlns:cx3="http://schemas.microsoft.com/office/drawing/2016/5/9/chartex" xmlns:cx4="http://schemas.microsoft.com/office/drawing/2016/5/10/chartex" xmlns:cx5="http://schemas.microsoft.com/office/drawing/2016/5/11/chartex" xmlns:cx6="http://schemas.microsoft.com/office/drawing/2016/5/12/chartex" xmlns:cx7="http://schemas.microsoft.com/office/drawing/2016/5/13/chartex" xmlns:cx8="http://schemas.microsoft.com/office/drawing/2016/5/14/chartex" xmlns:mc="http://schemas.openxmlformats.org/markup-compatibility/2006" xmlns:aink="http://schemas.microsoft.com/office/drawing/2016/ink" xmlns:am3d="http://schemas.microsoft.com/office/drawing/2017/model3d" xmlns:o="urn:schemas-microsoft-com:office:office" xmlns:oel="http://schemas.microsoft.com/office/2019/extlst" xmlns:r="http://schemas.openxmlformats.org/officeDocument/2006/relationships" xmlns:m="http://schemas.openxmlformats.org/officeDocument/2006/math" xmlns:v="urn:schemas-microsoft-com:vml" xmlns:wp14="http://schemas.microsoft.com/office/word/2010/wordprocessingDrawing" xmlns:wp="http://schemas.openxmlformats.org/drawingml/2006/wordprocessingDrawing" xmlns:w10="urn:schemas-microsoft-com:office:word" xmlns:w="http://schemas.openxmlformats.org/wordprocessingml/2006/main" xmlns:w14="http://schemas.microsoft.com/office/word/2010/wordml" xmlns:w15="http://schemas.microsoft.com/office/word/2012/wordml" xmlns:w16cex="http://schemas.microsoft.com/office/word/2018/wordml/cex" xmlns:w16cid="http://schemas.microsoft.com/office/word/2016/wordml/cid" xmlns:w16="http://schemas.microsoft.com/office/word/2018/wordml" xmlns:w16du="http://schemas.microsoft.com/office/word/2023/wordml/word16du" xmlns:w16sdtdh="http://schemas.microsoft.com/office/word/2020/wordml/sdtdatahash" xmlns:w16sdtfl="http://schemas.microsoft.com/office/word/2024/wordml/sdtformatlock" xmlns:w16se="http://schemas.microsoft.com/office/word/2015/wordml/symex" xmlns:wpg="http://schemas.microsoft.com/office/word/2010/wordprocessingGroup" xmlns:wpi="http://schemas.microsoft.com/office/word/2010/wordprocessingInk" xmlns:wne="http://schemas.microsoft.com/office/word/2006/wordml" xmlns:wps="http://schemas.microsoft.com/office/word/2010/wordprocessingShape" mc:Ignorable="w14 w15 w16se w16cid w16 w16cex w16sdtdh w16sdtfl w16du wp14">
-  <w:p>
-    <w:pPr>
-      <w:pStyle w:val="ab"/>
-    </w:pPr>
   </w:p>
 </w:ftr>
 </file>
@@ -2286,16 +2092,6 @@
 </file>
 
 <file path=word/header1.xml><?xml version="1.0" encoding="utf-8"?>
-<w:hdr xmlns:wpc="http://schemas.microsoft.com/office/word/2010/wordprocessingCanvas" xmlns:cx="http://schemas.microsoft.com/office/drawing/2014/chartex" xmlns:cx1="http://schemas.microsoft.com/office/drawing/2015/9/8/chartex" xmlns:cx2="http://schemas.microsoft.com/office/drawing/2015/10/21/chartex" xmlns:cx3="http://schemas.microsoft.com/office/drawing/2016/5/9/chartex" xmlns:cx4="http://schemas.microsoft.com/office/drawing/2016/5/10/chartex" xmlns:cx5="http://schemas.microsoft.com/office/drawing/2016/5/11/chartex" xmlns:cx6="http://schemas.microsoft.com/office/drawing/2016/5/12/chartex" xmlns:cx7="http://schemas.microsoft.com/office/drawing/2016/5/13/chartex" xmlns:cx8="http://schemas.microsoft.com/office/drawing/2016/5/14/chartex" xmlns:mc="http://schemas.openxmlformats.org/markup-compatibility/2006" xmlns:aink="http://schemas.microsoft.com/office/drawing/2016/ink" xmlns:am3d="http://schemas.microsoft.com/office/drawing/2017/model3d" xmlns:o="urn:schemas-microsoft-com:office:office" xmlns:oel="http://schemas.microsoft.com/office/2019/extlst" xmlns:r="http://schemas.openxmlformats.org/officeDocument/2006/relationships" xmlns:m="http://schemas.openxmlformats.org/officeDocument/2006/math" xmlns:v="urn:schemas-microsoft-com:vml" xmlns:wp14="http://schemas.microsoft.com/office/word/2010/wordprocessingDrawing" xmlns:wp="http://schemas.openxmlformats.org/drawingml/2006/wordprocessingDrawing" xmlns:w10="urn:schemas-microsoft-com:office:word" xmlns:w="http://schemas.openxmlformats.org/wordprocessingml/2006/main" xmlns:w14="http://schemas.microsoft.com/office/word/2010/wordml" xmlns:w15="http://schemas.microsoft.com/office/word/2012/wordml" xmlns:w16cex="http://schemas.microsoft.com/office/word/2018/wordml/cex" xmlns:w16cid="http://schemas.microsoft.com/office/word/2016/wordml/cid" xmlns:w16="http://schemas.microsoft.com/office/word/2018/wordml" xmlns:w16du="http://schemas.microsoft.com/office/word/2023/wordml/word16du" xmlns:w16sdtdh="http://schemas.microsoft.com/office/word/2020/wordml/sdtdatahash" xmlns:w16sdtfl="http://schemas.microsoft.com/office/word/2024/wordml/sdtformatlock" xmlns:w16se="http://schemas.microsoft.com/office/word/2015/wordml/symex" xmlns:wpg="http://schemas.microsoft.com/office/word/2010/wordprocessingGroup" xmlns:wpi="http://schemas.microsoft.com/office/word/2010/wordprocessingInk" xmlns:wne="http://schemas.microsoft.com/office/word/2006/wordml" xmlns:wps="http://schemas.microsoft.com/office/word/2010/wordprocessingShape" mc:Ignorable="w14 w15 w16se w16cid w16 w16cex w16sdtdh w16sdtfl w16du wp14">
-  <w:p>
-    <w:pPr>
-      <w:pStyle w:val="aa"/>
-    </w:pPr>
-  </w:p>
-</w:hdr>
-</file>
-
-<file path=word/header2.xml><?xml version="1.0" encoding="utf-8"?>
 <w:hdr xmlns:wpc="http://schemas.microsoft.com/office/word/2010/wordprocessingCanvas" xmlns:cx="http://schemas.microsoft.com/office/drawing/2014/chartex" xmlns:cx1="http://schemas.microsoft.com/office/drawing/2015/9/8/chartex" xmlns:cx2="http://schemas.microsoft.com/office/drawing/2015/10/21/chartex" xmlns:cx3="http://schemas.microsoft.com/office/drawing/2016/5/9/chartex" xmlns:cx4="http://schemas.microsoft.com/office/drawing/2016/5/10/chartex" xmlns:cx5="http://schemas.microsoft.com/office/drawing/2016/5/11/chartex" xmlns:cx6="http://schemas.microsoft.com/office/drawing/2016/5/12/chartex" xmlns:cx7="http://schemas.microsoft.com/office/drawing/2016/5/13/chartex" xmlns:cx8="http://schemas.microsoft.com/office/drawing/2016/5/14/chartex" xmlns:mc="http://schemas.openxmlformats.org/markup-compatibility/2006" xmlns:aink="http://schemas.microsoft.com/office/drawing/2016/ink" xmlns:am3d="http://schemas.microsoft.com/office/drawing/2017/model3d" xmlns:o="urn:schemas-microsoft-com:office:office" xmlns:oel="http://schemas.microsoft.com/office/2019/extlst" xmlns:r="http://schemas.openxmlformats.org/officeDocument/2006/relationships" xmlns:m="http://schemas.openxmlformats.org/officeDocument/2006/math" xmlns:v="urn:schemas-microsoft-com:vml" xmlns:wp14="http://schemas.microsoft.com/office/word/2010/wordprocessingDrawing" xmlns:wp="http://schemas.openxmlformats.org/drawingml/2006/wordprocessingDrawing" xmlns:w10="urn:schemas-microsoft-com:office:word" xmlns:w="http://schemas.openxmlformats.org/wordprocessingml/2006/main" xmlns:w14="http://schemas.microsoft.com/office/word/2010/wordml" xmlns:w15="http://schemas.microsoft.com/office/word/2012/wordml" xmlns:w16cex="http://schemas.microsoft.com/office/word/2018/wordml/cex" xmlns:w16cid="http://schemas.microsoft.com/office/word/2016/wordml/cid" xmlns:w16="http://schemas.microsoft.com/office/word/2018/wordml" xmlns:w16du="http://schemas.microsoft.com/office/word/2023/wordml/word16du" xmlns:w16sdtdh="http://schemas.microsoft.com/office/word/2020/wordml/sdtdatahash" xmlns:w16sdtfl="http://schemas.microsoft.com/office/word/2024/wordml/sdtformatlock" xmlns:w16se="http://schemas.microsoft.com/office/word/2015/wordml/symex" xmlns:wpg="http://schemas.microsoft.com/office/word/2010/wordprocessingGroup" xmlns:wpi="http://schemas.microsoft.com/office/word/2010/wordprocessingInk" xmlns:wne="http://schemas.microsoft.com/office/word/2006/wordml" xmlns:wps="http://schemas.microsoft.com/office/word/2010/wordprocessingShape" mc:Ignorable="w14 w15 w16se w16cid w16 w16cex w16sdtdh w16sdtfl w16du wp14">
   <w:p>
     <w:pPr>
@@ -2310,7 +2106,7 @@
       <mc:AlternateContent>
         <mc:Choice Requires="wps">
           <w:drawing>
-            <wp:anchor distT="45720" distB="45720" distL="114300" distR="114300" simplePos="0" relativeHeight="251661312" behindDoc="0" locked="0" layoutInCell="1" allowOverlap="1" wp14:anchorId="4A7F0EDE" wp14:editId="18EE5881">
+            <wp:anchor distT="45720" distB="45720" distL="114300" distR="114300" simplePos="0" relativeHeight="251656192" behindDoc="0" locked="0" layoutInCell="1" allowOverlap="1" wp14:anchorId="4A7F0EDE" wp14:editId="18EE5881">
               <wp:simplePos x="0" y="0"/>
               <wp:positionH relativeFrom="margin">
                 <wp:align>left</wp:align>
@@ -2483,7 +2279,7 @@
               <v:stroke joinstyle="miter"/>
               <v:path gradientshapeok="t" o:connecttype="rect"/>
             </v:shapetype>
-            <v:shape id="مربع نص 1722858123" o:spid="_x0000_s1026" type="#_x0000_t202" style="position:absolute;margin-left:0;margin-top:.35pt;width:262.25pt;height:66pt;flip:x;z-index:251661312;visibility:visible;mso-wrap-style:square;mso-width-percent:0;mso-height-percent:0;mso-wrap-distance-left:9pt;mso-wrap-distance-top:3.6pt;mso-wrap-distance-right:9pt;mso-wrap-distance-bottom:3.6pt;mso-position-horizontal:left;mso-position-horizontal-relative:margin;mso-position-vertical:absolute;mso-position-vertical-relative:text;mso-width-percent:0;mso-height-percent:0;mso-width-relative:margin;mso-height-relative:margin;v-text-anchor:middle" o:gfxdata="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" filled="f" stroked="f">
+            <v:shape id="مربع نص 1722858123" o:spid="_x0000_s1026" type="#_x0000_t202" style="position:absolute;margin-left:0;margin-top:.35pt;width:262.25pt;height:66pt;flip:x;z-index:251656192;visibility:visible;mso-wrap-style:square;mso-width-percent:0;mso-height-percent:0;mso-wrap-distance-left:9pt;mso-wrap-distance-top:3.6pt;mso-wrap-distance-right:9pt;mso-wrap-distance-bottom:3.6pt;mso-position-horizontal:left;mso-position-horizontal-relative:margin;mso-position-vertical:absolute;mso-position-vertical-relative:text;mso-width-percent:0;mso-height-percent:0;mso-width-relative:margin;mso-height-relative:margin;v-text-anchor:middle" o:gfxdata="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" filled="f" stroked="f">
               <v:textbox inset="4pt,2pt,4pt,2pt">
                 <w:txbxContent>
                   <w:p>
@@ -2610,7 +2406,7 @@
         <w:noProof/>
       </w:rPr>
       <w:drawing>
-        <wp:anchor distT="0" distB="0" distL="114300" distR="114300" simplePos="0" relativeHeight="251659264" behindDoc="0" locked="0" layoutInCell="1" allowOverlap="1" wp14:anchorId="1357CF76" wp14:editId="7A4FF658">
+        <wp:anchor distT="0" distB="0" distL="114300" distR="114300" simplePos="0" relativeHeight="251654144" behindDoc="0" locked="0" layoutInCell="1" allowOverlap="1" wp14:anchorId="1357CF76" wp14:editId="7A4FF658">
           <wp:simplePos x="0" y="0"/>
           <wp:positionH relativeFrom="page">
             <wp:align>left</wp:align>
@@ -2683,7 +2479,7 @@
       <mc:AlternateContent>
         <mc:Choice Requires="wps">
           <w:drawing>
-            <wp:anchor distT="45720" distB="45720" distL="114300" distR="114300" simplePos="0" relativeHeight="251660288" behindDoc="0" locked="0" layoutInCell="1" allowOverlap="1" wp14:anchorId="6CCA5EC2" wp14:editId="2B81C1B1">
+            <wp:anchor distT="45720" distB="45720" distL="114300" distR="114300" simplePos="0" relativeHeight="251655168" behindDoc="0" locked="0" layoutInCell="1" allowOverlap="1" wp14:anchorId="6CCA5EC2" wp14:editId="2B81C1B1">
               <wp:simplePos x="0" y="0"/>
               <wp:positionH relativeFrom="margin">
                 <wp:align>center</wp:align>
@@ -2805,7 +2601,7 @@
         </mc:Choice>
         <mc:Fallback>
           <w:pict>
-            <v:shape w14:anchorId="6CCA5EC2" id="مربع نص 1958827686" o:spid="_x0000_s1027" type="#_x0000_t202" style="position:absolute;left:0;text-align:left;margin-left:0;margin-top:38pt;width:193.4pt;height:36pt;flip:x;z-index:251660288;visibility:visible;mso-wrap-style:square;mso-width-percent:0;mso-height-percent:0;mso-wrap-distance-left:9pt;mso-wrap-distance-top:3.6pt;mso-wrap-distance-right:9pt;mso-wrap-distance-bottom:3.6pt;mso-position-horizontal:center;mso-position-horizontal-relative:margin;mso-position-vertical:absolute;mso-position-vertical-relative:text;mso-width-percent:0;mso-height-percent:0;mso-width-relative:margin;mso-height-relative:margin;v-text-anchor:top" o:gfxdata="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" filled="f" stroked="f">
+            <v:shape w14:anchorId="6CCA5EC2" id="مربع نص 1958827686" o:spid="_x0000_s1027" type="#_x0000_t202" style="position:absolute;left:0;text-align:left;margin-left:0;margin-top:38pt;width:193.4pt;height:36pt;flip:x;z-index:251655168;visibility:visible;mso-wrap-style:square;mso-width-percent:0;mso-height-percent:0;mso-wrap-distance-left:9pt;mso-wrap-distance-top:3.6pt;mso-wrap-distance-right:9pt;mso-wrap-distance-bottom:3.6pt;mso-position-horizontal:center;mso-position-horizontal-relative:margin;mso-position-vertical:absolute;mso-position-vertical-relative:text;mso-width-percent:0;mso-height-percent:0;mso-width-relative:margin;mso-height-relative:margin;v-text-anchor:top" o:gfxdata="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" filled="f" stroked="f">
               <v:textbox>
                 <w:txbxContent>
                   <w:p>
@@ -2884,16 +2680,6 @@
 </w:hdr>
 </file>
 
-<file path=word/header3.xml><?xml version="1.0" encoding="utf-8"?>
-<w:hdr xmlns:wpc="http://schemas.microsoft.com/office/word/2010/wordprocessingCanvas" xmlns:cx="http://schemas.microsoft.com/office/drawing/2014/chartex" xmlns:cx1="http://schemas.microsoft.com/office/drawing/2015/9/8/chartex" xmlns:cx2="http://schemas.microsoft.com/office/drawing/2015/10/21/chartex" xmlns:cx3="http://schemas.microsoft.com/office/drawing/2016/5/9/chartex" xmlns:cx4="http://schemas.microsoft.com/office/drawing/2016/5/10/chartex" xmlns:cx5="http://schemas.microsoft.com/office/drawing/2016/5/11/chartex" xmlns:cx6="http://schemas.microsoft.com/office/drawing/2016/5/12/chartex" xmlns:cx7="http://schemas.microsoft.com/office/drawing/2016/5/13/chartex" xmlns:cx8="http://schemas.microsoft.com/office/drawing/2016/5/14/chartex" xmlns:mc="http://schemas.openxmlformats.org/markup-compatibility/2006" xmlns:aink="http://schemas.microsoft.com/office/drawing/2016/ink" xmlns:am3d="http://schemas.microsoft.com/office/drawing/2017/model3d" xmlns:o="urn:schemas-microsoft-com:office:office" xmlns:oel="http://schemas.microsoft.com/office/2019/extlst" xmlns:r="http://schemas.openxmlformats.org/officeDocument/2006/relationships" xmlns:m="http://schemas.openxmlformats.org/officeDocument/2006/math" xmlns:v="urn:schemas-microsoft-com:vml" xmlns:wp14="http://schemas.microsoft.com/office/word/2010/wordprocessingDrawing" xmlns:wp="http://schemas.openxmlformats.org/drawingml/2006/wordprocessingDrawing" xmlns:w10="urn:schemas-microsoft-com:office:word" xmlns:w="http://schemas.openxmlformats.org/wordprocessingml/2006/main" xmlns:w14="http://schemas.microsoft.com/office/word/2010/wordml" xmlns:w15="http://schemas.microsoft.com/office/word/2012/wordml" xmlns:w16cex="http://schemas.microsoft.com/office/word/2018/wordml/cex" xmlns:w16cid="http://schemas.microsoft.com/office/word/2016/wordml/cid" xmlns:w16="http://schemas.microsoft.com/office/word/2018/wordml" xmlns:w16du="http://schemas.microsoft.com/office/word/2023/wordml/word16du" xmlns:w16sdtdh="http://schemas.microsoft.com/office/word/2020/wordml/sdtdatahash" xmlns:w16sdtfl="http://schemas.microsoft.com/office/word/2024/wordml/sdtformatlock" xmlns:w16se="http://schemas.microsoft.com/office/word/2015/wordml/symex" xmlns:wpg="http://schemas.microsoft.com/office/word/2010/wordprocessingGroup" xmlns:wpi="http://schemas.microsoft.com/office/word/2010/wordprocessingInk" xmlns:wne="http://schemas.microsoft.com/office/word/2006/wordml" xmlns:wps="http://schemas.microsoft.com/office/word/2010/wordprocessingShape" mc:Ignorable="w14 w15 w16se w16cid w16 w16cex w16sdtdh w16sdtfl w16du wp14">
-  <w:p>
-    <w:pPr>
-      <w:pStyle w:val="aa"/>
-    </w:pPr>
-  </w:p>
-</w:hdr>
-</file>
-
 <file path=word/numbering.xml><?xml version="1.0" encoding="utf-8"?>
 <w:numbering xmlns:wpc="http://schemas.microsoft.com/office/word/2010/wordprocessingCanvas" xmlns:cx="http://schemas.microsoft.com/office/drawing/2014/chartex" xmlns:cx1="http://schemas.microsoft.com/office/drawing/2015/9/8/chartex" xmlns:cx2="http://schemas.microsoft.com/office/drawing/2015/10/21/chartex" xmlns:cx3="http://schemas.microsoft.com/office/drawing/2016/5/9/chartex" xmlns:cx4="http://schemas.microsoft.com/office/drawing/2016/5/10/chartex" xmlns:cx5="http://schemas.microsoft.com/office/drawing/2016/5/11/chartex" xmlns:cx6="http://schemas.microsoft.com/office/drawing/2016/5/12/chartex" xmlns:cx7="http://schemas.microsoft.com/office/drawing/2016/5/13/chartex" xmlns:cx8="http://schemas.microsoft.com/office/drawing/2016/5/14/chartex" xmlns:mc="http://schemas.openxmlformats.org/markup-compatibility/2006" xmlns:aink="http://schemas.microsoft.com/office/drawing/2016/ink" xmlns:am3d="http://schemas.microsoft.com/office/drawing/2017/model3d" xmlns:o="urn:schemas-microsoft-com:office:office" xmlns:oel="http://schemas.microsoft.com/office/2019/extlst" xmlns:r="http://schemas.openxmlformats.org/officeDocument/2006/relationships" xmlns:m="http://schemas.openxmlformats.org/officeDocument/2006/math" xmlns:v="urn:schemas-microsoft-com:vml" xmlns:wp14="http://schemas.microsoft.com/office/word/2010/wordprocessingDrawing" xmlns:wp="http://schemas.openxmlformats.org/drawingml/2006/wordprocessingDrawing" xmlns:w10="urn:schemas-microsoft-com:office:word" xmlns:w="http://schemas.openxmlformats.org/wordprocessingml/2006/main" xmlns:w14="http://schemas.microsoft.com/office/word/2010/wordml" xmlns:w15="http://schemas.microsoft.com/office/word/2012/wordml" xmlns:w16cex="http://schemas.microsoft.com/office/word/2018/wordml/cex" xmlns:w16cid="http://schemas.microsoft.com/office/word/2016/wordml/cid" xmlns:w16="http://schemas.microsoft.com/office/word/2018/wordml" xmlns:w16du="http://schemas.microsoft.com/office/word/2023/wordml/word16du" xmlns:w16sdtdh="http://schemas.microsoft.com/office/word/2020/wordml/sdtdatahash" xmlns:w16sdtfl="http://schemas.microsoft.com/office/word/2024/wordml/sdtformatlock" xmlns:w16se="http://schemas.microsoft.com/office/word/2015/wordml/symex" xmlns:wpg="http://schemas.microsoft.com/office/word/2010/wordprocessingGroup" xmlns:wpi="http://schemas.microsoft.com/office/word/2010/wordprocessingInk" xmlns:wne="http://schemas.microsoft.com/office/word/2006/wordml" xmlns:wps="http://schemas.microsoft.com/office/word/2010/wordprocessingShape" mc:Ignorable="w14 w15 w16se w16cid w16 w16cex w16sdtdh w16sdtfl w16du wp14">
   <w:abstractNum w:abstractNumId="0" w15:restartNumberingAfterBreak="0">
@@ -3517,15 +3303,6 @@
   </w:num>
   <w:num w:numId="4" w16cid:durableId="841578859">
     <w:abstractNumId w:val="3"/>
-    <w:lvlOverride w:ilvl="0"/>
-    <w:lvlOverride w:ilvl="1"/>
-    <w:lvlOverride w:ilvl="2"/>
-    <w:lvlOverride w:ilvl="3"/>
-    <w:lvlOverride w:ilvl="4"/>
-    <w:lvlOverride w:ilvl="5"/>
-    <w:lvlOverride w:ilvl="6"/>
-    <w:lvlOverride w:ilvl="7"/>
-    <w:lvlOverride w:ilvl="8"/>
   </w:num>
   <w:num w:numId="5" w16cid:durableId="835533052">
     <w:abstractNumId w:val="0"/>
@@ -4174,6 +3951,7 @@
   <w:style w:type="character" w:default="1" w:styleId="a0">
     <w:name w:val="Default Paragraph Font"/>
     <w:uiPriority w:val="1"/>
+    <w:semiHidden/>
     <w:unhideWhenUsed/>
   </w:style>
   <w:style w:type="table" w:default="1" w:styleId="a1">
